--- a/data/outputs/v2/General_Science/SS3.4_Magnetism_and_Electromagnetic_Induction/General_Science_Magnetism_and_Electromagnetic_Induction_SummaryTable.docx
+++ b/data/outputs/v2/General_Science/SS3.4_Magnetism_and_Electromagnetic_Induction/General_Science_Magnetism_and_Electromagnetic_Induction_SummaryTable.docx
@@ -38,6 +38,177 @@
           <w:szCs w:val="22"/>
         </w:rPr>
         <w:t xml:space="preserve">Sub-Strand 3.4: Magnetism and Electromagnetic Induction — Teacher Reference (Pre-filled)</w:t>
+      </w:r>
+    </w:p>
+    <w:p>
+      <w:pPr>
+        <w:spacing w:after="80" w:before="120"/>
+      </w:pPr>
+      <w:r>
+        <w:rPr>
+          <w:rFonts w:ascii="Arial" w:cs="Arial" w:eastAsia="Arial" w:hAnsi="Arial"/>
+          <w:b/>
+          <w:bCs/>
+          <w:color w:val="1F3864"/>
+          <w:sz w:val="20"/>
+          <w:szCs w:val="20"/>
+        </w:rPr>
+        <w:t xml:space="preserve">ATTRIBUTION AND LICENSING</w:t>
+      </w:r>
+    </w:p>
+    <w:p>
+      <w:pPr>
+        <w:spacing w:after="60" w:before="0"/>
+      </w:pPr>
+      <w:r>
+        <w:rPr>
+          <w:rFonts w:ascii="Arial" w:cs="Arial" w:eastAsia="Arial" w:hAnsi="Arial"/>
+          <w:b/>
+          <w:bCs/>
+          <w:sz w:val="17"/>
+          <w:szCs w:val="17"/>
+        </w:rPr>
+        <w:t xml:space="preserve">Curriculum Alignment: </w:t>
+      </w:r>
+      <w:r>
+        <w:rPr>
+          <w:rFonts w:ascii="Arial" w:cs="Arial" w:eastAsia="Arial" w:hAnsi="Arial"/>
+          <w:sz w:val="17"/>
+          <w:szCs w:val="17"/>
+        </w:rPr>
+        <w:t xml:space="preserve">Structured in pedagogical alignment with the competence-based curriculum format and learning outcomes established by the Kenya Institute of Curriculum Development (KICD). This material is independently developed and is not officially endorsed or published by KICD.</w:t>
+      </w:r>
+    </w:p>
+    <w:p>
+      <w:pPr>
+        <w:spacing w:after="60" w:before="0"/>
+      </w:pPr>
+      <w:r>
+        <w:rPr>
+          <w:rFonts w:ascii="Arial" w:cs="Arial" w:eastAsia="Arial" w:hAnsi="Arial"/>
+          <w:b/>
+          <w:bCs/>
+          <w:sz w:val="17"/>
+          <w:szCs w:val="17"/>
+        </w:rPr>
+        <w:t xml:space="preserve">Content &amp; Pedagogy: </w:t>
+      </w:r>
+      <w:r>
+        <w:rPr>
+          <w:rFonts w:ascii="Arial" w:cs="Arial" w:eastAsia="Arial" w:hAnsi="Arial"/>
+          <w:sz w:val="17"/>
+          <w:szCs w:val="17"/>
+        </w:rPr>
+        <w:t xml:space="preserve">Developed and adapted by the educator team at SeaVuria (registered 501(c)(3) in the United States and registered NGO in Kenya, No. 872-850A-BF11), who designed the pedagogical framework, lesson templates and exemplar lessons on which this material is based.</w:t>
+      </w:r>
+    </w:p>
+    <w:p>
+      <w:pPr>
+        <w:spacing w:after="60" w:before="0"/>
+      </w:pPr>
+      <w:r>
+        <w:rPr>
+          <w:rFonts w:ascii="Arial" w:cs="Arial" w:eastAsia="Arial" w:hAnsi="Arial"/>
+          <w:b/>
+          <w:bCs/>
+          <w:sz w:val="17"/>
+          <w:szCs w:val="17"/>
+        </w:rPr>
+        <w:t xml:space="preserve">Production &amp; Layout: </w:t>
+      </w:r>
+      <w:r>
+        <w:rPr>
+          <w:rFonts w:ascii="Arial" w:cs="Arial" w:eastAsia="Arial" w:hAnsi="Arial"/>
+          <w:sz w:val="17"/>
+          <w:szCs w:val="17"/>
+        </w:rPr>
+        <w:t xml:space="preserve">Educational design and curriculum sequencing by SeaVuria. Technical layout, structural formatting, and digital optimization/implementation executed in partnership with ARES Education (registered 501(c)(3) in the United States and Canada (as Afretech Aid) and registered NGO in Kenya), with lesson drafting and compilation assisted by AI (Claude, Anthropic).</w:t>
+      </w:r>
+    </w:p>
+    <w:p>
+      <w:pPr>
+        <w:pBdr>
+          <w:bottom w:val="single" w:color="1F3864" w:sz="6" w:space="6"/>
+        </w:pBdr>
+        <w:spacing w:after="60" w:before="0"/>
+      </w:pPr>
+      <w:r>
+        <w:rPr>
+          <w:rFonts w:ascii="Arial" w:cs="Arial" w:eastAsia="Arial" w:hAnsi="Arial"/>
+          <w:b/>
+          <w:bCs/>
+          <w:sz w:val="17"/>
+          <w:szCs w:val="17"/>
+        </w:rPr>
+        <w:t xml:space="preserve">Licensing &amp; Copyright: </w:t>
+      </w:r>
+      <w:r>
+        <w:rPr>
+          <w:rFonts w:ascii="Arial" w:cs="Arial" w:eastAsia="Arial" w:hAnsi="Arial"/>
+          <w:sz w:val="17"/>
+          <w:szCs w:val="17"/>
+        </w:rPr>
+        <w:t xml:space="preserve">© 2026 SeaVuria and ARES. This work is licensed under a </w:t>
+      </w:r>
+      <w:hyperlink w:history="1" r:id="rIdhg1ubhjvd-ynx3btofkuu">
+        <w:r>
+          <w:rPr>
+            <w:rFonts w:ascii="Arial" w:cs="Arial" w:eastAsia="Arial" w:hAnsi="Arial"/>
+            <w:color w:val="1F6B75"/>
+            <w:sz w:val="17"/>
+            <w:szCs w:val="17"/>
+            <w:u w:val="single" w:color="1F6B75"/>
+          </w:rPr>
+          <w:t xml:space="preserve">Creative Commons Attribution-NonCommercial 4.0 International License</w:t>
+        </w:r>
+      </w:hyperlink>
+      <w:r>
+        <w:rPr>
+          <w:rFonts w:ascii="Arial" w:cs="Arial" w:eastAsia="Arial" w:hAnsi="Arial"/>
+          <w:sz w:val="17"/>
+          <w:szCs w:val="17"/>
+        </w:rPr>
+        <w:t xml:space="preserve"> (</w:t>
+      </w:r>
+      <w:hyperlink w:history="1" r:id="rId2uexqo1mqmjozrnfhxnn_">
+        <w:r>
+          <w:rPr>
+            <w:rFonts w:ascii="Arial" w:cs="Arial" w:eastAsia="Arial" w:hAnsi="Arial"/>
+            <w:color w:val="1F6B75"/>
+            <w:sz w:val="17"/>
+            <w:szCs w:val="17"/>
+            <w:u w:val="single" w:color="1F6B75"/>
+          </w:rPr>
+          <w:t xml:space="preserve">CC BY-NC 4.0</w:t>
+        </w:r>
+      </w:hyperlink>
+      <w:r>
+        <w:rPr>
+          <w:rFonts w:ascii="Arial" w:cs="Arial" w:eastAsia="Arial" w:hAnsi="Arial"/>
+          <w:sz w:val="17"/>
+          <w:szCs w:val="17"/>
+        </w:rPr>
+        <w:t xml:space="preserve">). To view a copy of this license, visit </w:t>
+      </w:r>
+      <w:hyperlink w:history="1" r:id="rIdhnptgxk1stmmcu50vaann">
+        <w:r>
+          <w:rPr>
+            <w:rFonts w:ascii="Arial" w:cs="Arial" w:eastAsia="Arial" w:hAnsi="Arial"/>
+            <w:color w:val="1F6B75"/>
+            <w:sz w:val="17"/>
+            <w:szCs w:val="17"/>
+            <w:u w:val="single" w:color="1F6B75"/>
+          </w:rPr>
+          <w:t xml:space="preserve">https://creativecommons.org/licenses/by-nc/4.0/</w:t>
+        </w:r>
+      </w:hyperlink>
+      <w:r>
+        <w:rPr>
+          <w:rFonts w:ascii="Arial" w:cs="Arial" w:eastAsia="Arial" w:hAnsi="Arial"/>
+          <w:sz w:val="17"/>
+          <w:szCs w:val="17"/>
+        </w:rPr>
+        <w:t xml:space="preserve">. You are free to copy, redistribute, and adapt this material in any medium or format, provided appropriate credit is given and the material is not used for commercial purposes. KICD learning outcomes and curriculum designations reproduced here for alignment purposes remain the property of KICD and are not covered by this license. Linked external resources (e.g. CK-12, Khan Academy, PhET) are subject to their own licenses.</w:t>
       </w:r>
     </w:p>
     <w:p>

--- a/data/outputs/v2/General_Science/SS3.4_Magnetism_and_Electromagnetic_Induction/General_Science_Magnetism_and_Electromagnetic_Induction_SummaryTable.docx
+++ b/data/outputs/v2/General_Science/SS3.4_Magnetism_and_Electromagnetic_Induction/General_Science_Magnetism_and_Electromagnetic_Induction_SummaryTable.docx
@@ -38,177 +38,6 @@
           <w:szCs w:val="22"/>
         </w:rPr>
         <w:t xml:space="preserve">Sub-Strand 3.4: Magnetism and Electromagnetic Induction — Teacher Reference (Pre-filled)</w:t>
-      </w:r>
-    </w:p>
-    <w:p>
-      <w:pPr>
-        <w:spacing w:after="80" w:before="120"/>
-      </w:pPr>
-      <w:r>
-        <w:rPr>
-          <w:rFonts w:ascii="Arial" w:cs="Arial" w:eastAsia="Arial" w:hAnsi="Arial"/>
-          <w:b/>
-          <w:bCs/>
-          <w:color w:val="1F3864"/>
-          <w:sz w:val="20"/>
-          <w:szCs w:val="20"/>
-        </w:rPr>
-        <w:t xml:space="preserve">ATTRIBUTION AND LICENSING</w:t>
-      </w:r>
-    </w:p>
-    <w:p>
-      <w:pPr>
-        <w:spacing w:after="60" w:before="0"/>
-      </w:pPr>
-      <w:r>
-        <w:rPr>
-          <w:rFonts w:ascii="Arial" w:cs="Arial" w:eastAsia="Arial" w:hAnsi="Arial"/>
-          <w:b/>
-          <w:bCs/>
-          <w:sz w:val="17"/>
-          <w:szCs w:val="17"/>
-        </w:rPr>
-        <w:t xml:space="preserve">Curriculum Alignment: </w:t>
-      </w:r>
-      <w:r>
-        <w:rPr>
-          <w:rFonts w:ascii="Arial" w:cs="Arial" w:eastAsia="Arial" w:hAnsi="Arial"/>
-          <w:sz w:val="17"/>
-          <w:szCs w:val="17"/>
-        </w:rPr>
-        <w:t xml:space="preserve">Structured in pedagogical alignment with the competence-based curriculum format and learning outcomes established by the Kenya Institute of Curriculum Development (KICD). This material is independently developed and is not officially endorsed or published by KICD.</w:t>
-      </w:r>
-    </w:p>
-    <w:p>
-      <w:pPr>
-        <w:spacing w:after="60" w:before="0"/>
-      </w:pPr>
-      <w:r>
-        <w:rPr>
-          <w:rFonts w:ascii="Arial" w:cs="Arial" w:eastAsia="Arial" w:hAnsi="Arial"/>
-          <w:b/>
-          <w:bCs/>
-          <w:sz w:val="17"/>
-          <w:szCs w:val="17"/>
-        </w:rPr>
-        <w:t xml:space="preserve">Content &amp; Pedagogy: </w:t>
-      </w:r>
-      <w:r>
-        <w:rPr>
-          <w:rFonts w:ascii="Arial" w:cs="Arial" w:eastAsia="Arial" w:hAnsi="Arial"/>
-          <w:sz w:val="17"/>
-          <w:szCs w:val="17"/>
-        </w:rPr>
-        <w:t xml:space="preserve">Developed and adapted by the educator team at SeaVuria (registered 501(c)(3) in the United States and registered NGO in Kenya, No. 872-850A-BF11), who designed the pedagogical framework, lesson templates and exemplar lessons on which this material is based.</w:t>
-      </w:r>
-    </w:p>
-    <w:p>
-      <w:pPr>
-        <w:spacing w:after="60" w:before="0"/>
-      </w:pPr>
-      <w:r>
-        <w:rPr>
-          <w:rFonts w:ascii="Arial" w:cs="Arial" w:eastAsia="Arial" w:hAnsi="Arial"/>
-          <w:b/>
-          <w:bCs/>
-          <w:sz w:val="17"/>
-          <w:szCs w:val="17"/>
-        </w:rPr>
-        <w:t xml:space="preserve">Production &amp; Layout: </w:t>
-      </w:r>
-      <w:r>
-        <w:rPr>
-          <w:rFonts w:ascii="Arial" w:cs="Arial" w:eastAsia="Arial" w:hAnsi="Arial"/>
-          <w:sz w:val="17"/>
-          <w:szCs w:val="17"/>
-        </w:rPr>
-        <w:t xml:space="preserve">Educational design and curriculum sequencing by SeaVuria. Technical layout, structural formatting, and digital optimization/implementation executed in partnership with ARES Education (registered 501(c)(3) in the United States and Canada (as Afretech Aid) and registered NGO in Kenya), with lesson drafting and compilation assisted by AI (Claude, Anthropic).</w:t>
-      </w:r>
-    </w:p>
-    <w:p>
-      <w:pPr>
-        <w:pBdr>
-          <w:bottom w:val="single" w:color="1F3864" w:sz="6" w:space="6"/>
-        </w:pBdr>
-        <w:spacing w:after="60" w:before="0"/>
-      </w:pPr>
-      <w:r>
-        <w:rPr>
-          <w:rFonts w:ascii="Arial" w:cs="Arial" w:eastAsia="Arial" w:hAnsi="Arial"/>
-          <w:b/>
-          <w:bCs/>
-          <w:sz w:val="17"/>
-          <w:szCs w:val="17"/>
-        </w:rPr>
-        <w:t xml:space="preserve">Licensing &amp; Copyright: </w:t>
-      </w:r>
-      <w:r>
-        <w:rPr>
-          <w:rFonts w:ascii="Arial" w:cs="Arial" w:eastAsia="Arial" w:hAnsi="Arial"/>
-          <w:sz w:val="17"/>
-          <w:szCs w:val="17"/>
-        </w:rPr>
-        <w:t xml:space="preserve">© 2026 SeaVuria and ARES. This work is licensed under a </w:t>
-      </w:r>
-      <w:hyperlink w:history="1" r:id="rIdhg1ubhjvd-ynx3btofkuu">
-        <w:r>
-          <w:rPr>
-            <w:rFonts w:ascii="Arial" w:cs="Arial" w:eastAsia="Arial" w:hAnsi="Arial"/>
-            <w:color w:val="1F6B75"/>
-            <w:sz w:val="17"/>
-            <w:szCs w:val="17"/>
-            <w:u w:val="single" w:color="1F6B75"/>
-          </w:rPr>
-          <w:t xml:space="preserve">Creative Commons Attribution-NonCommercial 4.0 International License</w:t>
-        </w:r>
-      </w:hyperlink>
-      <w:r>
-        <w:rPr>
-          <w:rFonts w:ascii="Arial" w:cs="Arial" w:eastAsia="Arial" w:hAnsi="Arial"/>
-          <w:sz w:val="17"/>
-          <w:szCs w:val="17"/>
-        </w:rPr>
-        <w:t xml:space="preserve"> (</w:t>
-      </w:r>
-      <w:hyperlink w:history="1" r:id="rId2uexqo1mqmjozrnfhxnn_">
-        <w:r>
-          <w:rPr>
-            <w:rFonts w:ascii="Arial" w:cs="Arial" w:eastAsia="Arial" w:hAnsi="Arial"/>
-            <w:color w:val="1F6B75"/>
-            <w:sz w:val="17"/>
-            <w:szCs w:val="17"/>
-            <w:u w:val="single" w:color="1F6B75"/>
-          </w:rPr>
-          <w:t xml:space="preserve">CC BY-NC 4.0</w:t>
-        </w:r>
-      </w:hyperlink>
-      <w:r>
-        <w:rPr>
-          <w:rFonts w:ascii="Arial" w:cs="Arial" w:eastAsia="Arial" w:hAnsi="Arial"/>
-          <w:sz w:val="17"/>
-          <w:szCs w:val="17"/>
-        </w:rPr>
-        <w:t xml:space="preserve">). To view a copy of this license, visit </w:t>
-      </w:r>
-      <w:hyperlink w:history="1" r:id="rIdhnptgxk1stmmcu50vaann">
-        <w:r>
-          <w:rPr>
-            <w:rFonts w:ascii="Arial" w:cs="Arial" w:eastAsia="Arial" w:hAnsi="Arial"/>
-            <w:color w:val="1F6B75"/>
-            <w:sz w:val="17"/>
-            <w:szCs w:val="17"/>
-            <w:u w:val="single" w:color="1F6B75"/>
-          </w:rPr>
-          <w:t xml:space="preserve">https://creativecommons.org/licenses/by-nc/4.0/</w:t>
-        </w:r>
-      </w:hyperlink>
-      <w:r>
-        <w:rPr>
-          <w:rFonts w:ascii="Arial" w:cs="Arial" w:eastAsia="Arial" w:hAnsi="Arial"/>
-          <w:sz w:val="17"/>
-          <w:szCs w:val="17"/>
-        </w:rPr>
-        <w:t xml:space="preserve">. You are free to copy, redistribute, and adapt this material in any medium or format, provided appropriate credit is given and the material is not used for commercial purposes. KICD learning outcomes and curriculum designations reproduced here for alignment purposes remain the property of KICD and are not covered by this license. Linked external resources (e.g. CK-12, Khan Academy, PhET) are subject to their own licenses.</w:t>
       </w:r>
     </w:p>
     <w:p>
@@ -1848,6 +1677,185 @@
         </w:tc>
       </w:tr>
     </w:tbl>
+    <w:p>
+      <w:pPr>
+        <w:spacing w:after="120"/>
+      </w:pPr>
+      <w:r>
+        <w:t xml:space="preserve"/>
+      </w:r>
+    </w:p>
+    <w:p>
+      <w:pPr>
+        <w:spacing w:after="80" w:before="120"/>
+      </w:pPr>
+      <w:r>
+        <w:rPr>
+          <w:rFonts w:ascii="Arial" w:cs="Arial" w:eastAsia="Arial" w:hAnsi="Arial"/>
+          <w:b/>
+          <w:bCs/>
+          <w:color w:val="1F3864"/>
+          <w:sz w:val="20"/>
+          <w:szCs w:val="20"/>
+        </w:rPr>
+        <w:t xml:space="preserve">ATTRIBUTION AND LICENSING</w:t>
+      </w:r>
+    </w:p>
+    <w:p>
+      <w:pPr>
+        <w:spacing w:after="60" w:before="0"/>
+      </w:pPr>
+      <w:r>
+        <w:rPr>
+          <w:rFonts w:ascii="Arial" w:cs="Arial" w:eastAsia="Arial" w:hAnsi="Arial"/>
+          <w:b/>
+          <w:bCs/>
+          <w:sz w:val="17"/>
+          <w:szCs w:val="17"/>
+        </w:rPr>
+        <w:t xml:space="preserve">Curriculum Alignment: </w:t>
+      </w:r>
+      <w:r>
+        <w:rPr>
+          <w:rFonts w:ascii="Arial" w:cs="Arial" w:eastAsia="Arial" w:hAnsi="Arial"/>
+          <w:sz w:val="17"/>
+          <w:szCs w:val="17"/>
+        </w:rPr>
+        <w:t xml:space="preserve">Structured in pedagogical alignment with the competence-based curriculum format and learning outcomes established by the Kenya Institute of Curriculum Development (KICD). This material is independently developed and is not officially endorsed or published by KICD.</w:t>
+      </w:r>
+    </w:p>
+    <w:p>
+      <w:pPr>
+        <w:spacing w:after="60" w:before="0"/>
+      </w:pPr>
+      <w:r>
+        <w:rPr>
+          <w:rFonts w:ascii="Arial" w:cs="Arial" w:eastAsia="Arial" w:hAnsi="Arial"/>
+          <w:b/>
+          <w:bCs/>
+          <w:sz w:val="17"/>
+          <w:szCs w:val="17"/>
+        </w:rPr>
+        <w:t xml:space="preserve">Content &amp; Pedagogy: </w:t>
+      </w:r>
+      <w:r>
+        <w:rPr>
+          <w:rFonts w:ascii="Arial" w:cs="Arial" w:eastAsia="Arial" w:hAnsi="Arial"/>
+          <w:sz w:val="17"/>
+          <w:szCs w:val="17"/>
+        </w:rPr>
+        <w:t xml:space="preserve">Developed and adapted by the educator team at SeaVuria (registered 501(c)(3) in the United States and registered NGO in Kenya, No. 872-850A-BF11), who designed the pedagogical framework, lesson templates and exemplar lessons on which this material is based.</w:t>
+      </w:r>
+    </w:p>
+    <w:p>
+      <w:pPr>
+        <w:spacing w:after="60" w:before="0"/>
+      </w:pPr>
+      <w:r>
+        <w:rPr>
+          <w:rFonts w:ascii="Arial" w:cs="Arial" w:eastAsia="Arial" w:hAnsi="Arial"/>
+          <w:b/>
+          <w:bCs/>
+          <w:sz w:val="17"/>
+          <w:szCs w:val="17"/>
+        </w:rPr>
+        <w:t xml:space="preserve">Production &amp; Layout: </w:t>
+      </w:r>
+      <w:r>
+        <w:rPr>
+          <w:rFonts w:ascii="Arial" w:cs="Arial" w:eastAsia="Arial" w:hAnsi="Arial"/>
+          <w:sz w:val="17"/>
+          <w:szCs w:val="17"/>
+        </w:rPr>
+        <w:t xml:space="preserve">Educational design and curriculum sequencing by SeaVuria. Technical layout, structural formatting, and digital optimization/implementation executed in partnership with ARES Education (registered 501(c)(3) in the United States and Canada (as Afretech Aid) and registered NGO in Kenya), with lesson drafting and compilation assisted by AI (Claude, Anthropic).</w:t>
+      </w:r>
+    </w:p>
+    <w:p>
+      <w:pPr>
+        <w:pBdr>
+          <w:bottom w:val="single" w:color="1F3864" w:sz="6" w:space="6"/>
+        </w:pBdr>
+        <w:spacing w:after="60" w:before="0"/>
+      </w:pPr>
+      <w:r>
+        <w:rPr>
+          <w:rFonts w:ascii="Arial" w:cs="Arial" w:eastAsia="Arial" w:hAnsi="Arial"/>
+          <w:b/>
+          <w:bCs/>
+          <w:sz w:val="17"/>
+          <w:szCs w:val="17"/>
+        </w:rPr>
+        <w:t xml:space="preserve">Licensing &amp; Copyright: </w:t>
+      </w:r>
+      <w:r>
+        <w:rPr>
+          <w:rFonts w:ascii="Arial" w:cs="Arial" w:eastAsia="Arial" w:hAnsi="Arial"/>
+          <w:sz w:val="17"/>
+          <w:szCs w:val="17"/>
+        </w:rPr>
+        <w:t xml:space="preserve">© 2026 SeaVuria and ARES. This work is licensed under a </w:t>
+      </w:r>
+      <w:hyperlink w:history="1" r:id="rIde1ipoujvjg1zabjpeiliq">
+        <w:r>
+          <w:rPr>
+            <w:rFonts w:ascii="Arial" w:cs="Arial" w:eastAsia="Arial" w:hAnsi="Arial"/>
+            <w:color w:val="1F6B75"/>
+            <w:sz w:val="17"/>
+            <w:szCs w:val="17"/>
+            <w:u w:val="single" w:color="1F6B75"/>
+          </w:rPr>
+          <w:t xml:space="preserve">Creative Commons Attribution-NonCommercial 4.0 International License</w:t>
+        </w:r>
+      </w:hyperlink>
+      <w:r>
+        <w:rPr>
+          <w:rFonts w:ascii="Arial" w:cs="Arial" w:eastAsia="Arial" w:hAnsi="Arial"/>
+          <w:sz w:val="17"/>
+          <w:szCs w:val="17"/>
+        </w:rPr>
+        <w:t xml:space="preserve"> (</w:t>
+      </w:r>
+      <w:hyperlink w:history="1" r:id="rIdr6lxrtd7difejvv4_jbah">
+        <w:r>
+          <w:rPr>
+            <w:rFonts w:ascii="Arial" w:cs="Arial" w:eastAsia="Arial" w:hAnsi="Arial"/>
+            <w:color w:val="1F6B75"/>
+            <w:sz w:val="17"/>
+            <w:szCs w:val="17"/>
+            <w:u w:val="single" w:color="1F6B75"/>
+          </w:rPr>
+          <w:t xml:space="preserve">CC BY-NC 4.0</w:t>
+        </w:r>
+      </w:hyperlink>
+      <w:r>
+        <w:rPr>
+          <w:rFonts w:ascii="Arial" w:cs="Arial" w:eastAsia="Arial" w:hAnsi="Arial"/>
+          <w:sz w:val="17"/>
+          <w:szCs w:val="17"/>
+        </w:rPr>
+        <w:t xml:space="preserve">). To view a copy of this license, visit </w:t>
+      </w:r>
+      <w:hyperlink w:history="1" r:id="rId3gj8krfkkikno4zxara2u">
+        <w:r>
+          <w:rPr>
+            <w:rFonts w:ascii="Arial" w:cs="Arial" w:eastAsia="Arial" w:hAnsi="Arial"/>
+            <w:color w:val="1F6B75"/>
+            <w:sz w:val="17"/>
+            <w:szCs w:val="17"/>
+            <w:u w:val="single" w:color="1F6B75"/>
+          </w:rPr>
+          <w:t xml:space="preserve">https://creativecommons.org/licenses/by-nc/4.0/</w:t>
+        </w:r>
+      </w:hyperlink>
+      <w:r>
+        <w:rPr>
+          <w:rFonts w:ascii="Arial" w:cs="Arial" w:eastAsia="Arial" w:hAnsi="Arial"/>
+          <w:sz w:val="17"/>
+          <w:szCs w:val="17"/>
+        </w:rPr>
+        <w:t xml:space="preserve">. You are free to copy, redistribute, and adapt this material in any medium or format, provided appropriate credit is given and the material is not used for commercial purposes. KICD learning outcomes and curriculum designations reproduced here for alignment purposes remain the property of KICD and are not covered by this license. Linked external resources (e.g. CK-12, Khan Academy, PhET) are subject to their own licenses.</w:t>
+      </w:r>
+    </w:p>
     <w:sectPr>
       <w:pgSz w:w="15840" w:h="12240" w:orient="landscape"/>
       <w:pgMar w:top="1080" w:right="1080" w:bottom="1080" w:left="1080" w:header="708" w:footer="708" w:gutter="0"/>

--- a/data/outputs/v2/General_Science/SS3.4_Magnetism_and_Electromagnetic_Induction/General_Science_Magnetism_and_Electromagnetic_Induction_SummaryTable.docx
+++ b/data/outputs/v2/General_Science/SS3.4_Magnetism_and_Electromagnetic_Induction/General_Science_Magnetism_and_Electromagnetic_Induction_SummaryTable.docx
@@ -564,7 +564,7 @@
                 <w:sz w:val="18"/>
                 <w:szCs w:val="18"/>
               </w:rPr>
-              <w:t xml:space="preserve">Students observe that a steel nail rubbed repeatedly in one direction with a bar magnet picks up paper clips, while an un-stroked nail does not. Teacher should cold-call at least 3 students to describe exactly what they see before explaining why. Wait time: 30 seconds after each prompt. Students also observe (via video or demonstration) a large generator at Olkaria Geothermal Plant spinning and lighting a bulb — the anchoring phenomenon for the entire sub-strand.</w:t>
+              <w:t xml:space="preserve">A bicycle dynamo lights a small LED only when the wheel is spinning — the light goes out the moment the wheel stops. A hand-cranked torch behaves the same way. Inside the Kericho school generator, large copper coils rotate near magnets to power the entire dormitory — no battery or chemical reaction is involved. In our magnetisation experiments, the stroking method (20 unidirectional strokes) produced the strongest magnet on average, the electrical (solenoid) method produced a strong magnet that was demagnetised when disconnected, and the induction method produced the weakest magnet.</w:t>
             </w:r>
           </w:p>
         </w:tc>
@@ -596,7 +596,7 @@
                 <w:sz w:val="18"/>
                 <w:szCs w:val="18"/>
               </w:rPr>
-              <w:t xml:space="preserve">Soft iron and steel can be magnetised by three methods: (1) STROKING — repeated unidirectional strokes with one pole of a bar magnet align magnetic domains in one direction; (2) ELECTRICAL METHOD — passing direct current through a solenoid wrapped around the material aligns domains using the magnetic field of the coil; (3) HAMMERING IN A MAGNETIC FIELD — mechanical energy while the material is held along Earth's magnetic field lines helps domains settle in alignment. Pedagogical note: emphasise that all three methods share the same underlying mechanism — domain alignment — even though the energy source differs.</w:t>
+              <w:t xml:space="preserve">Soft iron can be magnetised by three methods: (1) STROKING — repeated unidirectional strokes with one pole of a bar magnet physically align the magnetic domains in the iron; (2) ELECTRICAL (solenoid) — passing an electric current through a coil wound around the iron creates a magnetic field that aligns the domains (this produces an electromagnet — temporary); (3) INDUCTION — placing the iron close to a strong magnet allows the external field to align domains without contact (produces the weakest permanent magnet of the three). Magnetic domains are regions of aligned atomic magnets; an unmagnetised piece of iron has randomly oriented domains. A magnet is essential inside any generator or dynamo — without it, no electromagnetic induction can occur.</w:t>
             </w:r>
           </w:p>
         </w:tc>
@@ -628,7 +628,7 @@
                 <w:sz w:val="18"/>
                 <w:szCs w:val="18"/>
               </w:rPr>
-              <w:t xml:space="preserve">The nail becomes a magnet because its previously random magnetic domains (tiny regions of aligned atomic magnets) are forced into a common orientation by the external magnetic field of the stroking magnet. Steel retains this alignment (hard magnetic material) while soft iron loses it quickly. Teacher should link back to the anchoring phenomenon: the rotating coils inside the Olkaria generator are moving through a magnetic field — the sub-strand will explain how that motion generates the electricity that lights Kenyan homes.</w:t>
+              <w:t xml:space="preserve">Why is movement essential for the dynamo to produce electricity? (To be fully explained in Lessons 3–4.) Why does faster spinning make the LED brighter? (To be fully explained in Lesson 4 — factors affecting induced e.m.f.) Why does the same spinning-coil principle that lights a bicycle dynamo also power Kenya's national grid? (To be fully explained in Lesson 5–6 — applications of electromagnetic induction.) Why is soft iron used as the core material in generators rather than steel? (Partially addressed today — soft iron is easily magnetised and demagnetised; full explanation of core function in Lesson 3.)</w:t>
             </w:r>
           </w:p>
         </w:tc>
@@ -713,7 +713,7 @@
                 <w:sz w:val="18"/>
                 <w:szCs w:val="18"/>
               </w:rPr>
-              <w:t xml:space="preserve">Students observe a magnetised nail before and after it is (a) heated over a Bunsen burner, (b) dropped repeatedly on the bench, and (c) placed near an alternating-current coil. In each case they test the nail's ability to pick up paper clips before and after treatment. Teacher cold-calls 4 students — two to predict outcomes before each treatment, two to report after. Wait time: 20 seconds. Students record observations in a results table.</w:t>
+              <w:t xml:space="preserve">Learners observed that a magnetised nail lost its ability to deflect a compass needle after being heated to red-hot over a jiko; a magnetised iron rod lost its deflection after 20 hammer strikes on an anvil block; and a magnetised rod showed zero galvanometer response after being slowly withdrawn through an AC solenoid — demonstrating three distinct pathways to demagnetisation.</w:t>
             </w:r>
           </w:p>
         </w:tc>
@@ -745,7 +745,7 @@
                 <w:sz w:val="18"/>
                 <w:szCs w:val="18"/>
               </w:rPr>
-              <w:t xml:space="preserve">Magnetism depends on the ordered alignment of magnetic domains. Any process that supplies sufficient energy disrupts this alignment and destroys magnetism. The three demagnetisation methods are: (1) HEATING beyond the Curie point — thermal energy randomises domain orientation; (2) HAMMERING/MECHANICAL SHOCK — vibration randomly re-orients domains; (3) ALTERNATING CURRENT (A.C.) — rapidly reversing field repeatedly realigns then randomises domains until net magnetisation is zero. Key properties of magnets reviewed: attraction and repulsion (like poles repel, unlike attract), directive property (freely suspended magnet aligns N–S), and magnetic induction (magnets can induce temporary magnetism in nearby materials). Pedagogical note: the title 'Why Stillness Kills the Current' foreshadows Lesson 4 — a stationary magnet near a wire induces NO e.m.f.</w:t>
+              <w:t xml:space="preserve">Learners learned that magnetism depends on the ordered alignment of magnetic domains; any process that supplies enough energy (heat, mechanical shock) or repeatedly reverses the field direction (alternating current) randomises the domains and destroys magnetism. This domain disorder is analogous to why a stationary generator produces no current — without continuous rotation, the conditions for ordered induction are not maintained.</w:t>
             </w:r>
           </w:p>
         </w:tc>
@@ -777,7 +777,7 @@
                 <w:sz w:val="18"/>
                 <w:szCs w:val="18"/>
               </w:rPr>
-              <w:t xml:space="preserve">Demagnetisation is the reverse of magnetisation: instead of aligning domains, energy is added to randomise them. Teachers should connect this explicitly to the driving question — when the Olkaria turbine STOPS spinning, the relative motion between coil and magnetic field ceases and current drops to zero, just as a heated magnet loses its ordered domains. Both phenomena are about order versus disorder at the microscopic level.</w:t>
+              <w:t xml:space="preserve">Learners explained that the Kericho student's bicycle dynamo light goes out when the wheel stops because stopping the wheel is functionally equivalent to demagnetisation — the ordered relationship between the magnetic field and the moving conductor collapses, just as ordered domains collapse when a magnet is heated or hammered. Engineers at Kenya Power protect generator magnets from heat and vibration for exactly this reason: domain disorder means power failure.</w:t>
             </w:r>
           </w:p>
         </w:tc>
@@ -862,7 +862,7 @@
                 <w:sz w:val="18"/>
                 <w:szCs w:val="18"/>
               </w:rPr>
-              <w:t xml:space="preserve">Students place a bar magnet under a sheet of white paper and sprinkle iron filings evenly over the surface. They gently tap the paper and observe the filings aligning into curved patterns. Teacher directs students to sketch the patterns and label North and South poles, field line direction, and regions of high vs. low field density. Cold-call 3 students to describe a specific feature (e.g., spacing near the poles vs. far away). Wait time: 25 seconds. A second activity uses a plotting compass to trace field lines around unlike-pole and like-pole configurations.</w:t>
+              <w:t xml:space="preserve">Learners sprinkled iron filings over bar magnets and U-shaped magnets and used plotting compasses to trace the direction of magnetic field lines, producing two annotated field diagrams showing field line patterns, direction arrows (North to South outside the magnet), crowding of lines at poles, and the uniform parallel-line pattern between the poles of the U-shaped magnet.</w:t>
             </w:r>
           </w:p>
         </w:tc>
@@ -894,7 +894,7 @@
                 <w:sz w:val="18"/>
                 <w:szCs w:val="18"/>
               </w:rPr>
-              <w:t xml:space="preserve">Magnetic fields have direction: field lines run from the North pole to the South pole OUTSIDE the magnet, and from South to North INSIDE. Field line density (closeness of lines) indicates field strength — lines are closest near the poles where the field is strongest and spread out further away where it is weakest. Key patterns: (a) single bar magnet — oval loops converging at poles; (b) unlike poles facing — lines curve from N to S, creating attraction; (c) like poles facing — lines repel, creating a neutral point between the magnets where field strength is zero. Pedagogical note: the concept of field line density directly prepares students for Lesson 5, where greater field strength produces greater induced e.m.f.</w:t>
+              <w:t xml:space="preserve">Magnetic fields have direction (field lines run from the North pole to the South pole outside a magnet); field line density indicates field strength — lines are most crowded at the poles where the field is strongest; the U-shaped magnet produces a uniform, intense magnetic field in the region between its poles; this uniform field region is exactly where the copper coils of the Kericho school generator (and all generators) rotate, because the strong, constant field in that zone maximises the force on the moving conductor.</w:t>
             </w:r>
           </w:p>
         </w:tc>
@@ -926,7 +926,7 @@
                 <w:sz w:val="18"/>
                 <w:szCs w:val="18"/>
               </w:rPr>
-              <w:t xml:space="preserve">A magnetic field is a region of space where a magnetic force is experienced. Field lines are a visual model — they do not physically exist but represent the direction a free North pole would travel. Teacher should ask: 'If we could shrink and ride a field line from the North pole of a magnet at the Rift Valley, where would we end up?' (South pole — outside the magnet.) Connecting to the driving question: the strong magnetic fields inside generators at Gitaru Hydroelectric Dam are what make electromagnetic induction powerful enough to supply electricity to the national grid.</w:t>
+              <w:t xml:space="preserve">The Kericho boarding school generator works because the large copper coils rotate inside a housing that functions like a giant U-shaped magnet — the coils spin through the intense, uniform field between the poles. The bicycle dynamo that the student removed from the old bike uses the same principle on a smaller scale. Today's lesson makes the invisible field visible: where field lines are densest, the magnetic force is greatest, and it is in that dense-field zone that movement of a conductor will produce the largest induced e.m.f. — which is why faster spinning of the dynamo wheel produces a brighter LED light.</w:t>
             </w:r>
           </w:p>
         </w:tc>
@@ -1011,7 +1011,7 @@
                 <w:sz w:val="18"/>
                 <w:szCs w:val="18"/>
               </w:rPr>
-              <w:t xml:space="preserve">Students connect a coil of wire to a sensitive galvanometer (centre-zero). They systematically: (a) hold a bar magnet stationary inside the coil — observe zero deflection; (b) push the magnet INTO the coil — observe deflection in one direction; (c) hold the magnet still again — observe zero deflection; (d) pull the magnet OUT — observe deflection in the opposite direction; (e) push faster — observe larger deflection; (f) use a stronger magnet — observe larger deflection. Teacher cold-calls 5 students at different steps to state exactly what the galvanometer needle does. Wait time: 30 seconds after each observation step. Students record all results in a systematic table.</w:t>
+              <w:t xml:space="preserve">Learners observed that a straight copper conductor held stationary between the poles of a U-shaped magnet produces zero galvanometer deflection; that moving the conductor parallel to field lines produces zero or negligible deflection; that moving the conductor vertically upward (cutting across field lines) produces a clear deflection; and that moving it at an angle produces a deflection of intermediate magnitude. Learners also observed that faster movement in scenario (c) produces a larger deflection than slower movement.</w:t>
             </w:r>
           </w:p>
         </w:tc>
@@ -1043,7 +1043,7 @@
                 <w:sz w:val="18"/>
                 <w:szCs w:val="18"/>
               </w:rPr>
-              <w:t xml:space="preserve">An electromotive force (e.m.f.) is induced in a conductor ONLY when there is relative motion between the conductor and the magnetic field. Key qualitative rules: (1) No motion = no induced e.m.f. (galvanometer reads zero); (2) Motion into the field = deflection in one direction (conventional current flows one way); (3) Motion out of the field = deflection in the opposite direction (current reverses); (4) Greater speed or stronger magnet = greater deflection (larger induced e.m.f.). This is Faraday's Law of Electromagnetic Induction in qualitative form. Pedagogical note: the title 'Why Stillness Kills the Current' from Lesson 2 pays off here — a stationary magnet, like a demagnetised nail, produces no useful effect.</w:t>
+              <w:t xml:space="preserve">Learners learned that an electromotive force (e.m.f) is induced in a conductor only when there is relative motion between the conductor and the magnetic field, and specifically only when the conductor cuts across field lines rather than moving parallel to them. This is the principle of electromagnetic induction. The direction of deflection reverses when the conductor moves downward instead of upward, indicating that the direction of induced current depends on the direction of motion. Learners connected this principle to the Kericho school generator and the bicycle dynamo: in both cases, continuous rotational motion keeps the conductor cutting field lines, sustaining a continuous induced e.m.f and therefore a continuous current.</w:t>
             </w:r>
           </w:p>
         </w:tc>
@@ -1075,7 +1075,7 @@
                 <w:sz w:val="18"/>
                 <w:szCs w:val="18"/>
               </w:rPr>
-              <w:t xml:space="preserve">When the magnet moves into the coil, it changes the number of magnetic field lines (magnetic flux) passing through the coil. This changing flux forces electrons in the wire to move — creating an induced current. When flux is constant (magnet still), electrons have no 'push' and current is zero. Teacher analogy for Kenyan context: 'Think of ugali being stirred — when the wooden spoon moves, it drags the ugali with it. When the spoon is still, the ugali stays still too. The spoon is the magnet; the ugali is the electrons.' Connect to driving question: Olkaria's turbines spin continuously — continuous motion = continuous changing flux = continuous electricity supply to the national grid.</w:t>
+              <w:t xml:space="preserve">Learners can now explain why Akoth's bicycle dynamo LED lights up only when the wheel is spinning: rotation causes the conductor inside the dynamo to continuously cut through magnetic field lines, inducing an e.m.f that drives current through the LED. When the wheel stops, the conductor becomes stationary relative to the field, the cutting action ceases, the induced e.m.f drops to zero, and the LED goes out. The same principle applies to the Kericho school generator: the large copper coils must rotate continuously relative to the fixed magnets (or electromagnets) to sustain the induced e.m.f that powers the dormitory lights, water pumps, and kitchen equipment. No battery or chemical reaction is needed — mechanical motion is converted directly into electrical energy through electromagnetic induction.</w:t>
             </w:r>
           </w:p>
         </w:tc>
@@ -1160,7 +1160,7 @@
                 <w:sz w:val="18"/>
                 <w:szCs w:val="18"/>
               </w:rPr>
-              <w:t xml:space="preserve">Students conduct a structured investigation varying ONE factor at a time while keeping others constant, recording galvanometer deflection (as a proxy for e.m.f.) for each: (1) SPEED — push magnet slowly vs. quickly; (2) FIELD STRENGTH — use a weak magnet vs. a strong magnet; (3) NUMBER OF TURNS — coil with 20 turns vs. 50 turns vs. 100 turns; (4) CROSS-SECTIONAL AREA OF COIL — narrow coil vs. wide coil with same number of turns. Teacher cold-calls 2 students per variable to state the independent variable, dependent variable, and one controlled variable. Wait time: 20 seconds. Students plot bar graphs for each variable.</w:t>
+              <w:t xml:space="preserve">Learners observed galvanometer needle deflections change in magnitude as they varied: (a) the speed of pushing a bar magnet into a coil — faster push → larger deflection; (b) the number of stacked magnets — two magnets → larger deflection than one; (c) the number of coil turns — 100-turn coil → larger deflection than 20-turn coil; (d) the angle of magnet entry — 90° (perpendicular) → maximum deflection; 0° (parallel) → zero deflection. Learners also observed that the galvanometer needle returned to zero immediately when movement stopped — reinforcing the Kericho dynamo observation that the LED goes out when the wheel stops.</w:t>
             </w:r>
           </w:p>
         </w:tc>
@@ -1192,7 +1192,7 @@
                 <w:sz w:val="18"/>
                 <w:szCs w:val="18"/>
               </w:rPr>
-              <w:t xml:space="preserve">Four factors control the magnitude of induced e.m.f.: (1) SPEED OF RELATIVE MOTION — faster motion = greater rate of change of flux = larger e.m.f.; (2) STRENGTH OF MAGNETIC FIELD — stronger field = more flux lines cut per second = larger e.m.f.; (3) NUMBER OF TURNS IN THE COIL — more turns = more conductors cutting flux simultaneously = larger e.m.f. (this is why generator coils have many hundreds of turns); (4) CROSS-SECTIONAL AREA OF THE COIL — larger area = more flux passes through = larger e.m.f. when flux changes. Pedagogical note: each factor maps directly to a design choice engineers made when building Kenya's power stations — large coils, many turns, strong electromagnets, and turbines designed to spin at optimal speed.</w:t>
+              <w:t xml:space="preserve">Learners learned that four factors control the magnitude of induced e.m.f.: speed of conductor/magnet movement, strength of the magnetic field, number of turns of wire in the coil, and angle of movement through the field. They learned that all four factors share a single underlying principle — Faraday's Law — that the induced e.m.f. is proportional to the rate of change of magnetic flux through the coil. Learners also learned how to design a fair investigation by controlling variables, how to record results systematically in a table, how to plot and read a bar chart of electromagnetic data, and how to construct a Claim-Evidence-Reasoning explanation from experimental results.</w:t>
             </w:r>
           </w:p>
         </w:tc>
@@ -1224,7 +1224,7 @@
                 <w:sz w:val="18"/>
                 <w:szCs w:val="18"/>
               </w:rPr>
-              <w:t xml:space="preserve">This lesson quantifies what Lesson 4 showed qualitatively. Teacher should ask students to rank which factor would be most practical to increase in a real power station (number of turns and field strength are most cost-effective to engineer). Connect to driving question: engineers at the Lake Turkana Wind Farm in Marsabit County designed the generator coils with hundreds of turns and powerful electromagnets precisely because increasing these factors multiplies the e.m.f. — the same physics, scaled up to produce 310 MW of power for Kenya's national grid.</w:t>
+              <w:t xml:space="preserve">Learners explained that the student in Kericho sees the LED go brighter when she cranks the dynamo faster because increasing speed increases the rate at which magnetic field lines are cut by the coil, increasing the induced e.m.f. They explained that Kenya's large power-station generators (e.g., Olkaria IV geothermal, Tana River hydroelectric) produce thousands of volts because engineers maximise all four factors simultaneously: rotating coils at high speed, using powerful electromagnets, winding thousands of turns of copper wire, and designing the geometry so conductors always cut field lines at 90°. Learners used the CER framework to replace their earlier predictions on the DQB with evidence-based statements, and revised their cumulative electromagnetic induction model to show all four magnitude-controlling factors with directional annotations.</w:t>
             </w:r>
           </w:p>
         </w:tc>
@@ -1309,7 +1309,7 @@
                 <w:sz w:val="18"/>
                 <w:szCs w:val="18"/>
               </w:rPr>
-              <w:t xml:space="preserve">Students examine (via physical samples, diagrams, or video clips) six devices that exploit electromagnetic induction: (1) Bicycle dynamo — students see the rotating magnet near a coil; (2) A.C. generator — cutaway diagram showing slip rings and rotating coil; (3) D.C. generator — cutaway showing split-ring commutator; (4) Transformer (step-up and step-down) — diagram of iron core with primary and secondary coils; (5) Induction cooker — diagram showing coil beneath the cooking surface; (6) Lake Turkana Wind Farm — image/video of turbines. Teacher cold-calls 3 students to identify the 'moving part' or 'changing current' that drives induction in each device. Wait time: 25 seconds per prompt.</w:t>
+              <w:t xml:space="preserve">Learners used digital devices and print media to research six real-world applications of electromagnetic induction in Kenya: AC generators, transformers, the Olkaria Geothermal Plant (Naivasha), the Lake Turkana Wind Farm (Marsabit), electric bells and bicycle dynamos. Each expert group gathered evidence and presented findings to the class, with specific reference to how each application connects to experimental data from Lessons 4 and 5.</w:t>
             </w:r>
           </w:p>
         </w:tc>
@@ -1341,7 +1341,7 @@
                 <w:sz w:val="18"/>
                 <w:szCs w:val="18"/>
               </w:rPr>
-              <w:t xml:space="preserve">All six applications operate on the same principle: relative motion (or changing current) between a conductor and a magnetic field induces an e.m.f. Specific Kenyan connections: (a) BICYCLE DYNAMO — used by students in Kericho and rural areas to power bicycle lights; the spinning wheel rotates a magnet past a coil; (b) A.C. GENERATOR (alternator) — used at Gitaru Hydroelectric Dam; slip rings allow the coil to rotate continuously, producing alternating current; (c) D.C. GENERATOR — split-ring commutator rectifies the current so it flows in one direction only; (d) TRANSFORMER — steps voltage up for long-distance transmission across Kenya (e.g., Nairobi to Mombasa high-voltage lines) and steps it down for safe home use; (e) INDUCTION COOKER — alternating current in a coil creates a changing magnetic field that induces currents directly in the cooking pot, generating heat — no open flame, important for safety in urban Nairobi homes; (f) WIND TURBINE — at Lake Turkana, wind rotates large blades connected to a generator shaft. Pedagogical note: transformer operation relies on CHANGING flux (from A.C.), not mechanical motion — an important conceptual extension.</w:t>
+              <w:t xml:space="preserve">All six applications — from the bicycle dynamo on the Kericho student's shelf to the 310 MW Lake Turkana Wind Farm — operate on the same principle: relative motion between a conductor and a magnetic field induces an electromotive force. The magnitude of this e.m.f. is controlled by the same factors identified in the lab: speed of rotation, number of coil turns and strength of the magnetic field. Kenya Power's national grid depends entirely on this principle: step-up transformers at Olkaria raise voltage to 132 kV for transmission, and step-down transformers reduce it to 240 V at the point of use — both relying on changing magnetic flux in a coil.</w:t>
             </w:r>
           </w:p>
         </w:tc>
@@ -1373,7 +1373,7 @@
                 <w:sz w:val="18"/>
                 <w:szCs w:val="18"/>
               </w:rPr>
-              <w:t xml:space="preserve">Teacher should draw a concept map on the board connecting all six applications back to Faraday's Law. Ask: 'Which of these six devices is most relevant to YOUR home or community?' Allow students 2 minutes of pair discussion, then cold-call 4 pairs. The answer to the driving question is now largely complete: moving a wire (or magnet) through a magnetic field changes magnetic flux, which induces an e.m.f., which drives a current — and this principle, scaled up at Olkaria, Gitaru, Lake Turkana, and Masinga Dam, is literally powering Kenya's homes, farms (irrigation pumps), and industries (Nairobi factories).</w:t>
+              <w:t xml:space="preserve">The Kericho student's generator room observation is no longer puzzling: the large copper coils she sees rotating inside the metal housing are the same coil-in-a-magnetic-field setup she demonstrated in the lab — just scaled up enormously. The coils spin at high speed (maximising rate of change of flux), have thousands of turns (maximising induced e.m.f.) and are wound around strong electromagnet cores (maximising field strength). When the wheel of her bicycle dynamo stops, relative motion ceases, the magnetic flux through the coil no longer changes, and — by Faraday's law — the induced e.m.f. immediately drops to zero, which is why the LED goes out instantly. The same physics, operating at every scale from a bicycle wheel to a geothermal turbine, is what powers Kenya's homes, farms and industries.</w:t>
             </w:r>
           </w:p>
         </w:tc>
@@ -1458,7 +1458,7 @@
                 <w:sz w:val="18"/>
                 <w:szCs w:val="18"/>
               </w:rPr>
-              <w:t xml:space="preserve">Student teams build an electric bell using: an iron nail wrapped with insulated copper wire (electromagnet), a springy steel strip (armature), a metal contact screw, a battery, and a bell/striker. They observe: when the circuit is closed, the nail attracts the armature, the striker hits the bell, the circuit breaks, the nail demagnetises, the spring pulls the armature back, the circuit closes again — producing a rapid, continuous ringing cycle. Teacher directs teams to count the number of attract-release cycles per second by listening and timing. Cold-call 3 teams to explain one specific step in the cycle. Wait time: 30 seconds.</w:t>
+              <w:t xml:space="preserve">Groups built a simple electric bell using an iron nail, copper wire, dry cell, thin metal strip (armature), wooden base and drawing pins. They observed that when the circuit was closed, the nail electromagnet attracted the metal strip; when the strip touched the nail, the circuit broke; the nail demagnetised; the strip sprang back; the circuit closed again — producing a repeated ringing sound. Groups that added more coil turns or increased current observed a louder, faster ring. Groups that held the armature against the nail observed that ringing stopped immediately — directly paralleling the Kericho student holding the bicycle dynamo still.</w:t>
             </w:r>
           </w:p>
         </w:tc>
@@ -1490,7 +1490,7 @@
                 <w:sz w:val="18"/>
                 <w:szCs w:val="18"/>
               </w:rPr>
-              <w:t xml:space="preserve">The electric bell works because of controlled, repeated magnetisation and demagnetisation of soft iron. The iron nail becomes an electromagnet (magnetised) when current flows, attracting the soft-iron armature. When the armature moves, it breaks the circuit, current stops, the nail demagnetises (soft iron loses magnetism quickly — revisiting Lesson 1), and the spring returns the armature to restart the cycle. Soft iron is deliberately chosen because it magnetises and demagnetises rapidly and repeatedly. Pedagogical note: this project consolidates Lessons 1 (magnetisation by electrical method), 2 (demagnetisation/properties), and 4–5 (the importance of CHANGING conditions — here, switching current on and off — to produce dynamic magnetic effects). Students apply the full engineering design process: plan, build, test, improve.</w:t>
+              <w:t xml:space="preserve">The electric bell works because of controlled, repeated magnetisation and demagnetisation of soft iron. The iron nail becomes an electromagnet (magnetisation) when current flows through the coil; it attracts the armature and breaks the circuit; without current the nail loses its magnetism (demagnetisation) and the armature springs back to close the circuit again. This make-and-break cycle is the same principle that governs the switching of polarity in a generator's rotating coil. The number of coil turns and the current strength (factors affecting the magnitude of induced e.m.f.) directly affect how strongly and quickly the cycle operates — connecting today's bell directly to the Kericho generator, which uses thousands of coil turns and powerful electromagnets to produce enough current for the entire dormitory.</w:t>
             </w:r>
           </w:p>
         </w:tc>
@@ -1522,7 +1522,7 @@
                 <w:sz w:val="18"/>
                 <w:szCs w:val="18"/>
               </w:rPr>
-              <w:t xml:space="preserve">The electric bell is a physical model of the core principle of the sub-strand: CHANGE is required for magnetic effects to do useful work. A constant current would hold the armature permanently — no ringing. An interrupted current produces repeated magnetisation/demagnetisation cycles — useful mechanical work (sound). Teacher should ask: 'How is the on-off switching of current in the bell similar to the spinning of a coil in a generator?' (Both involve continuously changing magnetic conditions.) Final connection to the driving question: engineering solutions — from the school electric bell to the Olkaria turbine — all exploit the dynamic relationship between electricity and magnetism that Faraday discovered.</w:t>
+              <w:t xml:space="preserve">Movement (or current flow) is essential to electromagnetic action: when it stops, so does the electromagnetic effect — whether in a bicycle dynamo LED, a school electric bell, or the Kericho generator. The bell's electromagnet switching on and off is a miniature, visible demonstration of the same controlled magnetisation and demagnetisation that occurs continuously in industrial generators. This principle — underpinning the KICD key inquiry question 'How is the study of electromagnetic induction important in our daily life?' — powers school bell systems, water pumps on Rift Valley farms, fish-processing equipment in Kisumu, and the national grid that supplies Kenya's homes and industries.</w:t>
             </w:r>
           </w:p>
         </w:tc>
@@ -1575,7 +1575,7 @@
                 <w:sz w:val="18"/>
                 <w:szCs w:val="18"/>
               </w:rPr>
-              <w:t xml:space="preserve">Assessment &amp; Driving Question Resolution: Powering Kenya Through Electromagnetic Induction</w:t>
+              <w:t xml:space="preserve">Model Building, DQB Closure and Final Assessment: Answering the Driving Question</w:t>
             </w:r>
           </w:p>
         </w:tc>
@@ -1607,7 +1607,7 @@
                 <w:sz w:val="18"/>
                 <w:szCs w:val="18"/>
               </w:rPr>
-              <w:t xml:space="preserve">Students revisit the anchoring phenomenon from Lesson 1 (the Olkaria Geothermal Plant generator video). Teacher replays the clip and asks students to annotate a generator diagram identifying: the coil, the magnetic field, the direction of motion, the slip rings, and the output terminals. Students also review their Driving Question Board entries from all seven lessons and identify which questions have been answered and which remain open. Cold-call 5 students to read one DQB entry and explain how the sub-strand answered it. Wait time: 20 seconds per student.</w:t>
+              <w:t xml:space="preserve">We observed that moving a copper conductor in a magnetic field causes a galvanometer to deflect, and that the deflection is larger when the conductor moves faster, the magnet is stronger, more coil turns are used, and the conductor moves perpendicular to the field. We also observed that stillness produces zero deflection — the conductor must be moving relative to the magnetic field for any current to be induced.</w:t>
             </w:r>
           </w:p>
         </w:tc>
@@ -1639,7 +1639,7 @@
                 <w:sz w:val="18"/>
                 <w:szCs w:val="18"/>
               </w:rPr>
-              <w:t xml:space="preserve">Students consolidate the full conceptual arc of the sub-strand: (1) Magnetisation aligns magnetic domains (Lessons 1–2); (2) Magnetic fields have direction and strength represented by field lines (Lesson 3); (3) Relative motion between a conductor and magnetic field induces e.m.f. — Faraday's Law (Lesson 4); (4) Greater speed, field strength, number of turns, and coil area increase the induced e.m.f. (Lesson 5); (5) These principles are applied in dynamos, generators, transformers, and wind turbines across Kenya (Lesson 6); (6) Electromagnetic switching underpins devices like the electric bell (Lesson 7). Pedagogical note: the assessment should include both knowledge recall AND application to novel Kenyan contexts (e.g., 'A farmer in Nakuru wants to use a small river to generate electricity for irrigation pumps — what factors should the generator designer consider?').</w:t>
+              <w:t xml:space="preserve">We learned that electromagnetic induction is the process by which mechanical motion produces electrical energy without any battery or chemical reaction. We learned that the magnitude of the induced e.m.f. depends on four factors: speed of movement, strength of the magnetic field, number of turns of wire, and angle of the conductor relative to the field. We also learned that this single principle explains how the Kericho school generator, the bicycle dynamo, the Olkaria Geothermal Plant turbines and the Lake Turkana Wind Farm all produce electricity for Kenyan homes, farms and industries.</w:t>
             </w:r>
           </w:p>
         </w:tc>
@@ -1671,7 +1671,7 @@
                 <w:sz w:val="18"/>
                 <w:szCs w:val="18"/>
               </w:rPr>
-              <w:t xml:space="preserve">The driving question is fully resolved: moving a wire through a magnetic field changes magnetic flux, inducing an e.m.f. by Faraday's Law. This principle, discovered in a London laboratory in 1831, is today harnessed at Olkaria (geothermal, 861 MW), Gitaru (hydroelectric, 225 MW), Lake Turkana (wind, 310 MW), and Masinga Dam (hydroelectric, 40 MW) to power homes, run irrigation pumps on Kenyan farms, and drive motors in Nairobi's industrial area. Teacher should close by asking: 'What would Kenya look like without electromagnetic induction?' — allowing students to appreciate the profound real-world significance of the physics they have studied.</w:t>
+              <w:t xml:space="preserve">We can now fully explain why the Kericho student sees electricity produced from spinning coils with no battery: the mechanical rotation of the coil in the magnetic field continuously changes the flux through the coil, inducing an e.m.f. that drives current through the external circuit. The faster the coil spins, the greater the induced e.m.f. and the brighter the lights. The same principle explains why the bicycle dynamo LED goes out when the wheel stops — without relative motion between the conductor and the magnetic field, no e.m.f. is induced and no current flows. Our electric bell project from Lesson 7 showed that controlled magnetisation and demagnetisation of soft iron is the same switching mechanism used in generator coils, confirming that all sub-strand concepts are interconnected aspects of one fundamental electromagnetic phenomenon.</w:t>
             </w:r>
           </w:p>
         </w:tc>
@@ -1795,7 +1795,7 @@
         </w:rPr>
         <w:t xml:space="preserve">© 2026 SeaVuria and ARES. This work is licensed under a </w:t>
       </w:r>
-      <w:hyperlink w:history="1" r:id="rIde1ipoujvjg1zabjpeiliq">
+      <w:hyperlink w:history="1" r:id="rIducga9roefrm4kit7p4iqm">
         <w:r>
           <w:rPr>
             <w:rFonts w:ascii="Arial" w:cs="Arial" w:eastAsia="Arial" w:hAnsi="Arial"/>
@@ -1815,7 +1815,7 @@
         </w:rPr>
         <w:t xml:space="preserve"> (</w:t>
       </w:r>
-      <w:hyperlink w:history="1" r:id="rIdr6lxrtd7difejvv4_jbah">
+      <w:hyperlink w:history="1" r:id="rIdii48qnvnjozt6kail-co2">
         <w:r>
           <w:rPr>
             <w:rFonts w:ascii="Arial" w:cs="Arial" w:eastAsia="Arial" w:hAnsi="Arial"/>
@@ -1835,7 +1835,7 @@
         </w:rPr>
         <w:t xml:space="preserve">). To view a copy of this license, visit </w:t>
       </w:r>
-      <w:hyperlink w:history="1" r:id="rId3gj8krfkkikno4zxara2u">
+      <w:hyperlink w:history="1" r:id="rIdzclrztsdudi_-myfjzb6f">
         <w:r>
           <w:rPr>
             <w:rFonts w:ascii="Arial" w:cs="Arial" w:eastAsia="Arial" w:hAnsi="Arial"/>

--- a/data/outputs/v2/General_Science/SS3.4_Magnetism_and_Electromagnetic_Induction/General_Science_Magnetism_and_Electromagnetic_Induction_SummaryTable.docx
+++ b/data/outputs/v2/General_Science/SS3.4_Magnetism_and_Electromagnetic_Induction/General_Science_Magnetism_and_Electromagnetic_Induction_SummaryTable.docx
@@ -1795,7 +1795,7 @@
         </w:rPr>
         <w:t xml:space="preserve">© 2026 SeaVuria and ARES. This work is licensed under a </w:t>
       </w:r>
-      <w:hyperlink w:history="1" r:id="rIducga9roefrm4kit7p4iqm">
+      <w:hyperlink w:history="1" r:id="rIdbblvrostcv7soakiwv3fx">
         <w:r>
           <w:rPr>
             <w:rFonts w:ascii="Arial" w:cs="Arial" w:eastAsia="Arial" w:hAnsi="Arial"/>
@@ -1815,7 +1815,7 @@
         </w:rPr>
         <w:t xml:space="preserve"> (</w:t>
       </w:r>
-      <w:hyperlink w:history="1" r:id="rIdii48qnvnjozt6kail-co2">
+      <w:hyperlink w:history="1" r:id="rId6pdokwnaj6-fulrjcmztu">
         <w:r>
           <w:rPr>
             <w:rFonts w:ascii="Arial" w:cs="Arial" w:eastAsia="Arial" w:hAnsi="Arial"/>
@@ -1835,7 +1835,7 @@
         </w:rPr>
         <w:t xml:space="preserve">). To view a copy of this license, visit </w:t>
       </w:r>
-      <w:hyperlink w:history="1" r:id="rIdzclrztsdudi_-myfjzb6f">
+      <w:hyperlink w:history="1" r:id="rId2v0e2qavtrh-vymxxi-kb">
         <w:r>
           <w:rPr>
             <w:rFonts w:ascii="Arial" w:cs="Arial" w:eastAsia="Arial" w:hAnsi="Arial"/>

--- a/data/outputs/v2/General_Science/SS3.4_Magnetism_and_Electromagnetic_Induction/General_Science_Magnetism_and_Electromagnetic_Induction_SummaryTable.docx
+++ b/data/outputs/v2/General_Science/SS3.4_Magnetism_and_Electromagnetic_Induction/General_Science_Magnetism_and_Electromagnetic_Induction_SummaryTable.docx
@@ -1795,7 +1795,7 @@
         </w:rPr>
         <w:t xml:space="preserve">© 2026 SeaVuria and ARES. This work is licensed under a </w:t>
       </w:r>
-      <w:hyperlink w:history="1" r:id="rIdbblvrostcv7soakiwv3fx">
+      <w:hyperlink w:history="1" r:id="rIdgtbjqu1hlqf1hl897hkga">
         <w:r>
           <w:rPr>
             <w:rFonts w:ascii="Arial" w:cs="Arial" w:eastAsia="Arial" w:hAnsi="Arial"/>
@@ -1815,7 +1815,7 @@
         </w:rPr>
         <w:t xml:space="preserve"> (</w:t>
       </w:r>
-      <w:hyperlink w:history="1" r:id="rId6pdokwnaj6-fulrjcmztu">
+      <w:hyperlink w:history="1" r:id="rIdklie3pj3sjiuuhaz3lsld">
         <w:r>
           <w:rPr>
             <w:rFonts w:ascii="Arial" w:cs="Arial" w:eastAsia="Arial" w:hAnsi="Arial"/>
@@ -1835,7 +1835,7 @@
         </w:rPr>
         <w:t xml:space="preserve">). To view a copy of this license, visit </w:t>
       </w:r>
-      <w:hyperlink w:history="1" r:id="rId2v0e2qavtrh-vymxxi-kb">
+      <w:hyperlink w:history="1" r:id="rIdspae8pghw-vx-3f1vba1t">
         <w:r>
           <w:rPr>
             <w:rFonts w:ascii="Arial" w:cs="Arial" w:eastAsia="Arial" w:hAnsi="Arial"/>

--- a/data/outputs/v2/General_Science/SS3.4_Magnetism_and_Electromagnetic_Induction/General_Science_Magnetism_and_Electromagnetic_Induction_SummaryTable.docx
+++ b/data/outputs/v2/General_Science/SS3.4_Magnetism_and_Electromagnetic_Induction/General_Science_Magnetism_and_Electromagnetic_Induction_SummaryTable.docx
@@ -596,7 +596,7 @@
                 <w:sz w:val="18"/>
                 <w:szCs w:val="18"/>
               </w:rPr>
-              <w:t xml:space="preserve">Soft iron can be magnetised by three methods: (1) STROKING — repeated unidirectional strokes with one pole of a bar magnet physically align the magnetic domains in the iron; (2) ELECTRICAL (solenoid) — passing an electric current through a coil wound around the iron creates a magnetic field that aligns the domains (this produces an electromagnet — temporary); (3) INDUCTION — placing the iron close to a strong magnet allows the external field to align domains without contact (produces the weakest permanent magnet of the three). Magnetic domains are regions of aligned atomic magnets; an unmagnetised piece of iron has randomly oriented domains. A magnet is essential inside any generator or dynamo — without it, no electromagnetic induction can occur.</w:t>
+              <w:t xml:space="preserve">Soft iron can be magnetised by three methods: (1) STROKING — repeated unidirectional strokes with one pole of a bar magnet physically align the magnetic domains in the iron; (2) ELECTRICAL (solenoid) — passing an electric current through a coil wound around the iron creates a magnetic field that aligns the domains (this produces an electromagnet — temporary); (3) INDUCTION — placing the iron close to a strong magnet allows the external field to align domains without contact (produces the weakest magnet of the three; in soft iron this induced magnetism is temporary and is mostly lost once the magnet is removed). Magnetic domains are regions of aligned atomic magnets; an unmagnetised piece of iron has randomly oriented domains. A magnet is essential inside any generator or dynamo — without it, no electromagnetic induction can occur.</w:t>
             </w:r>
           </w:p>
         </w:tc>
@@ -894,7 +894,7 @@
                 <w:sz w:val="18"/>
                 <w:szCs w:val="18"/>
               </w:rPr>
-              <w:t xml:space="preserve">Magnetic fields have direction (field lines run from the North pole to the South pole outside a magnet); field line density indicates field strength — lines are most crowded at the poles where the field is strongest; the U-shaped magnet produces a uniform, intense magnetic field in the region between its poles; this uniform field region is exactly where the copper coils of the Kericho school generator (and all generators) rotate, because the strong, constant field in that zone maximises the force on the moving conductor.</w:t>
+              <w:t xml:space="preserve">Magnetic fields have direction (field lines run from the North pole to the South pole outside a magnet); field line density indicates field strength — lines are most crowded at the poles where the field is strongest; the U-shaped magnet produces a uniform, intense magnetic field in the region between its poles; this uniform field region is exactly where the copper coils of the Kericho school generator (and all generators) rotate, because the strong, constant field in that zone means the moving conductor cuts more field lines per second, which maximises the induced e.m.f.</w:t>
             </w:r>
           </w:p>
         </w:tc>
@@ -1795,7 +1795,7 @@
         </w:rPr>
         <w:t xml:space="preserve">© 2026 SeaVuria and ARES. This work is licensed under a </w:t>
       </w:r>
-      <w:hyperlink w:history="1" r:id="rIdgtbjqu1hlqf1hl897hkga">
+      <w:hyperlink w:history="1" r:id="rIdmybbhzjd11qckn6zntpaj">
         <w:r>
           <w:rPr>
             <w:rFonts w:ascii="Arial" w:cs="Arial" w:eastAsia="Arial" w:hAnsi="Arial"/>
@@ -1815,7 +1815,7 @@
         </w:rPr>
         <w:t xml:space="preserve"> (</w:t>
       </w:r>
-      <w:hyperlink w:history="1" r:id="rIdklie3pj3sjiuuhaz3lsld">
+      <w:hyperlink w:history="1" r:id="rIdj-0usuilt0fjjgnvffgt8">
         <w:r>
           <w:rPr>
             <w:rFonts w:ascii="Arial" w:cs="Arial" w:eastAsia="Arial" w:hAnsi="Arial"/>
@@ -1835,7 +1835,7 @@
         </w:rPr>
         <w:t xml:space="preserve">). To view a copy of this license, visit </w:t>
       </w:r>
-      <w:hyperlink w:history="1" r:id="rIdspae8pghw-vx-3f1vba1t">
+      <w:hyperlink w:history="1" r:id="rIdbsv3zusn-j0grp0j0vmqf">
         <w:r>
           <w:rPr>
             <w:rFonts w:ascii="Arial" w:cs="Arial" w:eastAsia="Arial" w:hAnsi="Arial"/>

--- a/data/outputs/v2/General_Science/SS3.4_Magnetism_and_Electromagnetic_Induction/General_Science_Magnetism_and_Electromagnetic_Induction_SummaryTable.docx
+++ b/data/outputs/v2/General_Science/SS3.4_Magnetism_and_Electromagnetic_Induction/General_Science_Magnetism_and_Electromagnetic_Induction_SummaryTable.docx
@@ -1795,7 +1795,7 @@
         </w:rPr>
         <w:t xml:space="preserve">© 2026 SeaVuria and ARES. This work is licensed under a </w:t>
       </w:r>
-      <w:hyperlink w:history="1" r:id="rIdmybbhzjd11qckn6zntpaj">
+      <w:hyperlink w:history="1" r:id="rId9qonmadej0zzsq-2ag6ty">
         <w:r>
           <w:rPr>
             <w:rFonts w:ascii="Arial" w:cs="Arial" w:eastAsia="Arial" w:hAnsi="Arial"/>
@@ -1815,7 +1815,7 @@
         </w:rPr>
         <w:t xml:space="preserve"> (</w:t>
       </w:r>
-      <w:hyperlink w:history="1" r:id="rIdj-0usuilt0fjjgnvffgt8">
+      <w:hyperlink w:history="1" r:id="rId1dpif0uegbareawg-fj-i">
         <w:r>
           <w:rPr>
             <w:rFonts w:ascii="Arial" w:cs="Arial" w:eastAsia="Arial" w:hAnsi="Arial"/>
@@ -1835,7 +1835,7 @@
         </w:rPr>
         <w:t xml:space="preserve">). To view a copy of this license, visit </w:t>
       </w:r>
-      <w:hyperlink w:history="1" r:id="rIdbsv3zusn-j0grp0j0vmqf">
+      <w:hyperlink w:history="1" r:id="rIdzqq9hxic1-soxyplkn5nh">
         <w:r>
           <w:rPr>
             <w:rFonts w:ascii="Arial" w:cs="Arial" w:eastAsia="Arial" w:hAnsi="Arial"/>

--- a/data/outputs/v2/General_Science/SS3.4_Magnetism_and_Electromagnetic_Induction/General_Science_Magnetism_and_Electromagnetic_Induction_SummaryTable.docx
+++ b/data/outputs/v2/General_Science/SS3.4_Magnetism_and_Electromagnetic_Induction/General_Science_Magnetism_and_Electromagnetic_Induction_SummaryTable.docx
@@ -4,6 +4,7 @@
   <w:body>
     <w:p>
       <w:pPr>
+        <w:keepNext w:val="false"/>
         <w:spacing w:after="30" w:before="0"/>
         <w:jc w:val="center"/>
       </w:pPr>
@@ -23,6 +24,7 @@
     </w:p>
     <w:p>
       <w:pPr>
+        <w:keepNext w:val="false"/>
         <w:spacing w:after="60" w:before="0"/>
         <w:jc w:val="center"/>
       </w:pPr>
@@ -81,6 +83,7 @@
           </w:tcPr>
           <w:p>
             <w:pPr>
+              <w:keepNext w:val="false"/>
               <w:spacing w:after="40" w:before="0"/>
               <w:jc w:val="center"/>
             </w:pPr>
@@ -115,6 +118,7 @@
           </w:tcPr>
           <w:p>
             <w:pPr>
+              <w:keepNext w:val="false"/>
               <w:spacing w:after="40" w:before="0"/>
               <w:jc w:val="left"/>
             </w:pPr>
@@ -147,6 +151,7 @@
           </w:tcPr>
           <w:p>
             <w:pPr>
+              <w:keepNext w:val="false"/>
               <w:spacing w:after="40" w:before="0"/>
               <w:jc w:val="left"/>
             </w:pPr>
@@ -181,6 +186,7 @@
           </w:tcPr>
           <w:p>
             <w:pPr>
+              <w:keepNext w:val="false"/>
               <w:spacing w:after="40" w:before="0"/>
               <w:jc w:val="left"/>
             </w:pPr>
@@ -213,6 +219,7 @@
           </w:tcPr>
           <w:p>
             <w:pPr>
+              <w:keepNext w:val="false"/>
               <w:spacing w:after="40" w:before="0"/>
               <w:jc w:val="left"/>
             </w:pPr>
@@ -273,6 +280,7 @@
           </w:tcPr>
           <w:p>
             <w:pPr>
+              <w:keepNext w:val="false"/>
               <w:spacing w:after="40" w:before="0"/>
               <w:jc w:val="center"/>
             </w:pPr>
@@ -307,6 +315,7 @@
           </w:tcPr>
           <w:p>
             <w:pPr>
+              <w:keepNext w:val="false"/>
               <w:spacing w:after="40" w:before="0"/>
               <w:jc w:val="left"/>
             </w:pPr>
@@ -369,6 +378,7 @@
           </w:tcPr>
           <w:p>
             <w:pPr>
+              <w:keepNext w:val="false"/>
               <w:spacing w:after="40" w:before="0"/>
               <w:jc w:val="left"/>
             </w:pPr>
@@ -401,6 +411,7 @@
           </w:tcPr>
           <w:p>
             <w:pPr>
+              <w:keepNext w:val="false"/>
               <w:spacing w:after="40" w:before="0"/>
               <w:jc w:val="left"/>
             </w:pPr>
@@ -433,6 +444,7 @@
           </w:tcPr>
           <w:p>
             <w:pPr>
+              <w:keepNext w:val="false"/>
               <w:spacing w:after="40" w:before="0"/>
               <w:jc w:val="left"/>
             </w:pPr>
@@ -465,6 +477,7 @@
           </w:tcPr>
           <w:p>
             <w:pPr>
+              <w:keepNext w:val="false"/>
               <w:spacing w:after="40" w:before="0"/>
               <w:jc w:val="left"/>
             </w:pPr>
@@ -499,6 +512,7 @@
           </w:tcPr>
           <w:p>
             <w:pPr>
+              <w:keepNext w:val="false"/>
               <w:spacing w:after="40" w:before="0"/>
               <w:jc w:val="left"/>
             </w:pPr>
@@ -518,6 +532,7 @@
           </w:p>
           <w:p>
             <w:pPr>
+              <w:keepNext w:val="false"/>
               <w:spacing w:after="40" w:before="0"/>
               <w:jc w:val="left"/>
             </w:pPr>
@@ -550,6 +565,7 @@
           </w:tcPr>
           <w:p>
             <w:pPr>
+              <w:keepNext w:val="false"/>
               <w:spacing w:after="40" w:before="0"/>
               <w:jc w:val="left"/>
             </w:pPr>
@@ -582,6 +598,7 @@
           </w:tcPr>
           <w:p>
             <w:pPr>
+              <w:keepNext w:val="false"/>
               <w:spacing w:after="40" w:before="0"/>
               <w:jc w:val="left"/>
             </w:pPr>
@@ -614,6 +631,7 @@
           </w:tcPr>
           <w:p>
             <w:pPr>
+              <w:keepNext w:val="false"/>
               <w:spacing w:after="40" w:before="0"/>
               <w:jc w:val="left"/>
             </w:pPr>
@@ -648,6 +666,7 @@
           </w:tcPr>
           <w:p>
             <w:pPr>
+              <w:keepNext w:val="false"/>
               <w:spacing w:after="40" w:before="0"/>
               <w:jc w:val="left"/>
             </w:pPr>
@@ -667,6 +686,7 @@
           </w:p>
           <w:p>
             <w:pPr>
+              <w:keepNext w:val="false"/>
               <w:spacing w:after="40" w:before="0"/>
               <w:jc w:val="left"/>
             </w:pPr>
@@ -699,6 +719,7 @@
           </w:tcPr>
           <w:p>
             <w:pPr>
+              <w:keepNext w:val="false"/>
               <w:spacing w:after="40" w:before="0"/>
               <w:jc w:val="left"/>
             </w:pPr>
@@ -731,6 +752,7 @@
           </w:tcPr>
           <w:p>
             <w:pPr>
+              <w:keepNext w:val="false"/>
               <w:spacing w:after="40" w:before="0"/>
               <w:jc w:val="left"/>
             </w:pPr>
@@ -763,6 +785,7 @@
           </w:tcPr>
           <w:p>
             <w:pPr>
+              <w:keepNext w:val="false"/>
               <w:spacing w:after="40" w:before="0"/>
               <w:jc w:val="left"/>
             </w:pPr>
@@ -797,6 +820,7 @@
           </w:tcPr>
           <w:p>
             <w:pPr>
+              <w:keepNext w:val="false"/>
               <w:spacing w:after="40" w:before="0"/>
               <w:jc w:val="left"/>
             </w:pPr>
@@ -816,6 +840,7 @@
           </w:p>
           <w:p>
             <w:pPr>
+              <w:keepNext w:val="false"/>
               <w:spacing w:after="40" w:before="0"/>
               <w:jc w:val="left"/>
             </w:pPr>
@@ -848,6 +873,7 @@
           </w:tcPr>
           <w:p>
             <w:pPr>
+              <w:keepNext w:val="false"/>
               <w:spacing w:after="40" w:before="0"/>
               <w:jc w:val="left"/>
             </w:pPr>
@@ -880,6 +906,7 @@
           </w:tcPr>
           <w:p>
             <w:pPr>
+              <w:keepNext w:val="false"/>
               <w:spacing w:after="40" w:before="0"/>
               <w:jc w:val="left"/>
             </w:pPr>
@@ -912,6 +939,7 @@
           </w:tcPr>
           <w:p>
             <w:pPr>
+              <w:keepNext w:val="false"/>
               <w:spacing w:after="40" w:before="0"/>
               <w:jc w:val="left"/>
             </w:pPr>
@@ -946,6 +974,7 @@
           </w:tcPr>
           <w:p>
             <w:pPr>
+              <w:keepNext w:val="false"/>
               <w:spacing w:after="40" w:before="0"/>
               <w:jc w:val="left"/>
             </w:pPr>
@@ -965,6 +994,7 @@
           </w:p>
           <w:p>
             <w:pPr>
+              <w:keepNext w:val="false"/>
               <w:spacing w:after="40" w:before="0"/>
               <w:jc w:val="left"/>
             </w:pPr>
@@ -997,6 +1027,7 @@
           </w:tcPr>
           <w:p>
             <w:pPr>
+              <w:keepNext w:val="false"/>
               <w:spacing w:after="40" w:before="0"/>
               <w:jc w:val="left"/>
             </w:pPr>
@@ -1029,6 +1060,7 @@
           </w:tcPr>
           <w:p>
             <w:pPr>
+              <w:keepNext w:val="false"/>
               <w:spacing w:after="40" w:before="0"/>
               <w:jc w:val="left"/>
             </w:pPr>
@@ -1061,6 +1093,7 @@
           </w:tcPr>
           <w:p>
             <w:pPr>
+              <w:keepNext w:val="false"/>
               <w:spacing w:after="40" w:before="0"/>
               <w:jc w:val="left"/>
             </w:pPr>
@@ -1095,6 +1128,7 @@
           </w:tcPr>
           <w:p>
             <w:pPr>
+              <w:keepNext w:val="false"/>
               <w:spacing w:after="40" w:before="0"/>
               <w:jc w:val="left"/>
             </w:pPr>
@@ -1114,6 +1148,7 @@
           </w:p>
           <w:p>
             <w:pPr>
+              <w:keepNext w:val="false"/>
               <w:spacing w:after="40" w:before="0"/>
               <w:jc w:val="left"/>
             </w:pPr>
@@ -1146,6 +1181,7 @@
           </w:tcPr>
           <w:p>
             <w:pPr>
+              <w:keepNext w:val="false"/>
               <w:spacing w:after="40" w:before="0"/>
               <w:jc w:val="left"/>
             </w:pPr>
@@ -1178,6 +1214,7 @@
           </w:tcPr>
           <w:p>
             <w:pPr>
+              <w:keepNext w:val="false"/>
               <w:spacing w:after="40" w:before="0"/>
               <w:jc w:val="left"/>
             </w:pPr>
@@ -1210,6 +1247,7 @@
           </w:tcPr>
           <w:p>
             <w:pPr>
+              <w:keepNext w:val="false"/>
               <w:spacing w:after="40" w:before="0"/>
               <w:jc w:val="left"/>
             </w:pPr>
@@ -1244,6 +1282,7 @@
           </w:tcPr>
           <w:p>
             <w:pPr>
+              <w:keepNext w:val="false"/>
               <w:spacing w:after="40" w:before="0"/>
               <w:jc w:val="left"/>
             </w:pPr>
@@ -1263,6 +1302,7 @@
           </w:p>
           <w:p>
             <w:pPr>
+              <w:keepNext w:val="false"/>
               <w:spacing w:after="40" w:before="0"/>
               <w:jc w:val="left"/>
             </w:pPr>
@@ -1295,6 +1335,7 @@
           </w:tcPr>
           <w:p>
             <w:pPr>
+              <w:keepNext w:val="false"/>
               <w:spacing w:after="40" w:before="0"/>
               <w:jc w:val="left"/>
             </w:pPr>
@@ -1327,6 +1368,7 @@
           </w:tcPr>
           <w:p>
             <w:pPr>
+              <w:keepNext w:val="false"/>
               <w:spacing w:after="40" w:before="0"/>
               <w:jc w:val="left"/>
             </w:pPr>
@@ -1359,6 +1401,7 @@
           </w:tcPr>
           <w:p>
             <w:pPr>
+              <w:keepNext w:val="false"/>
               <w:spacing w:after="40" w:before="0"/>
               <w:jc w:val="left"/>
             </w:pPr>
@@ -1393,6 +1436,7 @@
           </w:tcPr>
           <w:p>
             <w:pPr>
+              <w:keepNext w:val="false"/>
               <w:spacing w:after="40" w:before="0"/>
               <w:jc w:val="left"/>
             </w:pPr>
@@ -1412,6 +1456,7 @@
           </w:p>
           <w:p>
             <w:pPr>
+              <w:keepNext w:val="false"/>
               <w:spacing w:after="40" w:before="0"/>
               <w:jc w:val="left"/>
             </w:pPr>
@@ -1444,6 +1489,7 @@
           </w:tcPr>
           <w:p>
             <w:pPr>
+              <w:keepNext w:val="false"/>
               <w:spacing w:after="40" w:before="0"/>
               <w:jc w:val="left"/>
             </w:pPr>
@@ -1476,6 +1522,7 @@
           </w:tcPr>
           <w:p>
             <w:pPr>
+              <w:keepNext w:val="false"/>
               <w:spacing w:after="40" w:before="0"/>
               <w:jc w:val="left"/>
             </w:pPr>
@@ -1508,6 +1555,7 @@
           </w:tcPr>
           <w:p>
             <w:pPr>
+              <w:keepNext w:val="false"/>
               <w:spacing w:after="40" w:before="0"/>
               <w:jc w:val="left"/>
             </w:pPr>
@@ -1542,6 +1590,7 @@
           </w:tcPr>
           <w:p>
             <w:pPr>
+              <w:keepNext w:val="false"/>
               <w:spacing w:after="40" w:before="0"/>
               <w:jc w:val="left"/>
             </w:pPr>
@@ -1561,6 +1610,7 @@
           </w:p>
           <w:p>
             <w:pPr>
+              <w:keepNext w:val="false"/>
               <w:spacing w:after="40" w:before="0"/>
               <w:jc w:val="left"/>
             </w:pPr>
@@ -1593,6 +1643,7 @@
           </w:tcPr>
           <w:p>
             <w:pPr>
+              <w:keepNext w:val="false"/>
               <w:spacing w:after="40" w:before="0"/>
               <w:jc w:val="left"/>
             </w:pPr>
@@ -1625,6 +1676,7 @@
           </w:tcPr>
           <w:p>
             <w:pPr>
+              <w:keepNext w:val="false"/>
               <w:spacing w:after="40" w:before="0"/>
               <w:jc w:val="left"/>
             </w:pPr>
@@ -1657,6 +1709,7 @@
           </w:tcPr>
           <w:p>
             <w:pPr>
+              <w:keepNext w:val="false"/>
               <w:spacing w:after="40" w:before="0"/>
               <w:jc w:val="left"/>
             </w:pPr>
@@ -1795,7 +1848,7 @@
         </w:rPr>
         <w:t xml:space="preserve">© 2026 SeaVuria and ARES. This work is licensed under a </w:t>
       </w:r>
-      <w:hyperlink w:history="1" r:id="rId9qonmadej0zzsq-2ag6ty">
+      <w:hyperlink w:history="1" r:id="rIdxcnf7u5t5jemags5lldcp">
         <w:r>
           <w:rPr>
             <w:rFonts w:ascii="Arial" w:cs="Arial" w:eastAsia="Arial" w:hAnsi="Arial"/>
@@ -1815,7 +1868,7 @@
         </w:rPr>
         <w:t xml:space="preserve"> (</w:t>
       </w:r>
-      <w:hyperlink w:history="1" r:id="rId1dpif0uegbareawg-fj-i">
+      <w:hyperlink w:history="1" r:id="rId2ibpeixcbc7dfisfd2tag">
         <w:r>
           <w:rPr>
             <w:rFonts w:ascii="Arial" w:cs="Arial" w:eastAsia="Arial" w:hAnsi="Arial"/>
@@ -1835,7 +1888,7 @@
         </w:rPr>
         <w:t xml:space="preserve">). To view a copy of this license, visit </w:t>
       </w:r>
-      <w:hyperlink w:history="1" r:id="rIdzqq9hxic1-soxyplkn5nh">
+      <w:hyperlink w:history="1" r:id="rId08kkhfmuqmvj4g1z9md8b">
         <w:r>
           <w:rPr>
             <w:rFonts w:ascii="Arial" w:cs="Arial" w:eastAsia="Arial" w:hAnsi="Arial"/>

--- a/data/outputs/v2/General_Science/SS3.4_Magnetism_and_Electromagnetic_Induction/General_Science_Magnetism_and_Electromagnetic_Induction_SummaryTable.docx
+++ b/data/outputs/v2/General_Science/SS3.4_Magnetism_and_Electromagnetic_Induction/General_Science_Magnetism_and_Electromagnetic_Induction_SummaryTable.docx
@@ -1848,7 +1848,7 @@
         </w:rPr>
         <w:t xml:space="preserve">© 2026 SeaVuria and ARES. This work is licensed under a </w:t>
       </w:r>
-      <w:hyperlink w:history="1" r:id="rIdxcnf7u5t5jemags5lldcp">
+      <w:hyperlink w:history="1" r:id="rIdir8uic18r0ko0srfdffz8">
         <w:r>
           <w:rPr>
             <w:rFonts w:ascii="Arial" w:cs="Arial" w:eastAsia="Arial" w:hAnsi="Arial"/>
@@ -1868,7 +1868,7 @@
         </w:rPr>
         <w:t xml:space="preserve"> (</w:t>
       </w:r>
-      <w:hyperlink w:history="1" r:id="rId2ibpeixcbc7dfisfd2tag">
+      <w:hyperlink w:history="1" r:id="rIdtad17nivsa9momudjlcxd">
         <w:r>
           <w:rPr>
             <w:rFonts w:ascii="Arial" w:cs="Arial" w:eastAsia="Arial" w:hAnsi="Arial"/>
@@ -1888,7 +1888,7 @@
         </w:rPr>
         <w:t xml:space="preserve">). To view a copy of this license, visit </w:t>
       </w:r>
-      <w:hyperlink w:history="1" r:id="rId08kkhfmuqmvj4g1z9md8b">
+      <w:hyperlink w:history="1" r:id="rIdbfmzexs7heq8f3oro9gqb">
         <w:r>
           <w:rPr>
             <w:rFonts w:ascii="Arial" w:cs="Arial" w:eastAsia="Arial" w:hAnsi="Arial"/>
